--- a/bai-tap-cuoi-ky/PhanCong_TuDanhGia.docx
+++ b/bai-tap-cuoi-ky/PhanCong_TuDanhGia.docx
@@ -5,6 +5,7 @@
     <w:p>
       <w:pPr>
         <w:pStyle w:val="Heading1"/>
+        <w:jc w:val="center"/>
       </w:pPr>
       <w:r>
         <w:t>BẢNG PHÂN CÔNG VÀ TỰ ĐÁNH GIÁ ĐÓNG GÓP</w:t>
@@ -13,8 +14,11 @@
     <w:p>
       <w:r>
         <w:t>Đề tài: Nhận dạng rượu vang chất lượng cao từ chỉ tiêu hóa lý (Wine Quality – UCI)</w:t>
-        <w:br/>
-        <w:t>Nhóm: .....      Học phần: Nhận dạng mẫu</w:t>
+      </w:r>
+    </w:p>
+    <w:p>
+      <w:r>
+        <w:t>Học phần: Nhận dạng mẫu – Bài tập nhóm cuối kỳ</w:t>
       </w:r>
     </w:p>
     <w:tbl>
@@ -24,25 +28,25 @@
         <w:tblLook w:firstColumn="1" w:firstRow="1" w:lastColumn="0" w:lastRow="0" w:noHBand="0" w:noVBand="1" w:val="04A0"/>
       </w:tblPr>
       <w:tblGrid>
-        <w:gridCol w:w="1080"/>
-        <w:gridCol w:w="1080"/>
-        <w:gridCol w:w="1080"/>
-        <w:gridCol w:w="1080"/>
-        <w:gridCol w:w="1080"/>
-        <w:gridCol w:w="1080"/>
-        <w:gridCol w:w="1080"/>
-        <w:gridCol w:w="1080"/>
+        <w:gridCol w:w="2081"/>
+        <w:gridCol w:w="2081"/>
+        <w:gridCol w:w="2081"/>
+        <w:gridCol w:w="2081"/>
+        <w:gridCol w:w="2081"/>
+        <w:gridCol w:w="2081"/>
+        <w:gridCol w:w="2081"/>
       </w:tblGrid>
       <w:tr>
         <w:tc>
           <w:tcPr>
-            <w:tcW w:type="dxa" w:w="1080"/>
+            <w:tcW w:type="dxa" w:w="567"/>
           </w:tcPr>
           <w:p>
+            <w:r/>
             <w:r>
               <w:rPr>
                 <w:b/>
-                <w:sz w:val="20"/>
+                <w:sz w:val="22"/>
               </w:rPr>
               <w:t>TT</w:t>
             </w:r>
@@ -50,13 +54,14 @@
         </w:tc>
         <w:tc>
           <w:tcPr>
-            <w:tcW w:type="dxa" w:w="1080"/>
+            <w:tcW w:type="dxa" w:w="2041"/>
           </w:tcPr>
           <w:p>
+            <w:r/>
             <w:r>
               <w:rPr>
                 <w:b/>
-                <w:sz w:val="20"/>
+                <w:sz w:val="22"/>
               </w:rPr>
               <w:t>Họ tên</w:t>
             </w:r>
@@ -64,13 +69,14 @@
         </w:tc>
         <w:tc>
           <w:tcPr>
-            <w:tcW w:type="dxa" w:w="1080"/>
+            <w:tcW w:type="dxa" w:w="1701"/>
           </w:tcPr>
           <w:p>
+            <w:r/>
             <w:r>
               <w:rPr>
                 <w:b/>
-                <w:sz w:val="20"/>
+                <w:sz w:val="22"/>
               </w:rPr>
               <w:t>MSSV</w:t>
             </w:r>
@@ -78,41 +84,44 @@
         </w:tc>
         <w:tc>
           <w:tcPr>
-            <w:tcW w:type="dxa" w:w="1080"/>
+            <w:tcW w:type="dxa" w:w="4082"/>
           </w:tcPr>
           <w:p>
+            <w:r/>
             <w:r>
               <w:rPr>
                 <w:b/>
-                <w:sz w:val="20"/>
+                <w:sz w:val="22"/>
               </w:rPr>
-              <w:t>Nhiệm vụ chính</w:t>
+              <w:t>Nhiệm vụ</w:t>
             </w:r>
           </w:p>
         </w:tc>
         <w:tc>
           <w:tcPr>
-            <w:tcW w:type="dxa" w:w="1080"/>
+            <w:tcW w:type="dxa" w:w="3742"/>
           </w:tcPr>
           <w:p>
+            <w:r/>
             <w:r>
               <w:rPr>
                 <w:b/>
-                <w:sz w:val="20"/>
+                <w:sz w:val="22"/>
               </w:rPr>
-              <w:t>Sản phẩm</w:t>
+              <w:t>Sản phẩm phụ trách</w:t>
             </w:r>
           </w:p>
         </w:tc>
         <w:tc>
           <w:tcPr>
-            <w:tcW w:type="dxa" w:w="1080"/>
+            <w:tcW w:type="dxa" w:w="1247"/>
           </w:tcPr>
           <w:p>
+            <w:r/>
             <w:r>
               <w:rPr>
                 <w:b/>
-                <w:sz w:val="20"/>
+                <w:sz w:val="22"/>
               </w:rPr>
               <w:t>Tỉ lệ đóng góp</w:t>
             </w:r>
@@ -120,29 +129,16 @@
         </w:tc>
         <w:tc>
           <w:tcPr>
-            <w:tcW w:type="dxa" w:w="1080"/>
+            <w:tcW w:type="dxa" w:w="1191"/>
           </w:tcPr>
           <w:p>
+            <w:r/>
             <w:r>
               <w:rPr>
                 <w:b/>
-                <w:sz w:val="20"/>
+                <w:sz w:val="22"/>
               </w:rPr>
               <w:t>Tự đánh giá (/10)</w:t>
-            </w:r>
-          </w:p>
-        </w:tc>
-        <w:tc>
-          <w:tcPr>
-            <w:tcW w:type="dxa" w:w="1080"/>
-          </w:tcPr>
-          <w:p>
-            <w:r>
-              <w:rPr>
-                <w:b/>
-                <w:sz w:val="20"/>
-              </w:rPr>
-              <w:t>Nhóm đánh giá (/10)</w:t>
             </w:r>
           </w:p>
         </w:tc>
@@ -150,12 +146,13 @@
       <w:tr>
         <w:tc>
           <w:tcPr>
-            <w:tcW w:type="dxa" w:w="1080"/>
+            <w:tcW w:type="dxa" w:w="567"/>
           </w:tcPr>
           <w:p>
+            <w:r/>
             <w:r>
               <w:rPr>
-                <w:sz w:val="20"/>
+                <w:sz w:val="22"/>
               </w:rPr>
               <w:t>1</w:t>
             </w:r>
@@ -163,87 +160,83 @@
         </w:tc>
         <w:tc>
           <w:tcPr>
-            <w:tcW w:type="dxa" w:w="1080"/>
+            <w:tcW w:type="dxa" w:w="2041"/>
           </w:tcPr>
           <w:p>
+            <w:r/>
             <w:r>
               <w:rPr>
-                <w:sz w:val="20"/>
+                <w:sz w:val="22"/>
               </w:rPr>
+              <w:t>Nguyễn Quốc Cường</w:t>
             </w:r>
           </w:p>
         </w:tc>
         <w:tc>
           <w:tcPr>
-            <w:tcW w:type="dxa" w:w="1080"/>
+            <w:tcW w:type="dxa" w:w="1701"/>
           </w:tcPr>
           <w:p>
+            <w:r/>
             <w:r>
               <w:rPr>
-                <w:sz w:val="20"/>
+                <w:sz w:val="22"/>
               </w:rPr>
+              <w:t>B26CHKH013</w:t>
             </w:r>
           </w:p>
         </w:tc>
         <w:tc>
           <w:tcPr>
-            <w:tcW w:type="dxa" w:w="1080"/>
+            <w:tcW w:type="dxa" w:w="4082"/>
           </w:tcPr>
           <w:p>
+            <w:r/>
             <w:r>
               <w:rPr>
-                <w:sz w:val="20"/>
+                <w:sz w:val="22"/>
               </w:rPr>
-              <w:t>Nhóm trưởng; tìm hiểu dữ liệu, EDA, phát hiện bản ghi trùng</w:t>
+              <w:t>Phân tích bài toán: chọn đề tài và dữ liệu, xác định mục tiêu, thước đo đánh giá; làm slide thuyết trình</w:t>
             </w:r>
           </w:p>
         </w:tc>
         <w:tc>
           <w:tcPr>
-            <w:tcW w:type="dxa" w:w="1080"/>
+            <w:tcW w:type="dxa" w:w="3742"/>
           </w:tcPr>
           <w:p>
+            <w:r/>
             <w:r>
               <w:rPr>
-                <w:sz w:val="20"/>
+                <w:sz w:val="22"/>
               </w:rPr>
-              <w:t>Mục 1–2 báo cáo; figures EDA</w:t>
+              <w:t>Mục 1–2 báo cáo (bài toán, dữ liệu); Slide_NhanDangMau.pptx</w:t>
             </w:r>
           </w:p>
         </w:tc>
         <w:tc>
           <w:tcPr>
-            <w:tcW w:type="dxa" w:w="1080"/>
+            <w:tcW w:type="dxa" w:w="1247"/>
           </w:tcPr>
           <w:p>
+            <w:r/>
             <w:r>
               <w:rPr>
-                <w:sz w:val="20"/>
+                <w:sz w:val="22"/>
               </w:rPr>
-              <w:t>25%</w:t>
+              <w:t>50%</w:t>
             </w:r>
           </w:p>
         </w:tc>
         <w:tc>
           <w:tcPr>
-            <w:tcW w:type="dxa" w:w="1080"/>
+            <w:tcW w:type="dxa" w:w="1191"/>
           </w:tcPr>
           <w:p>
+            <w:r/>
             <w:r>
               <w:rPr>
-                <w:sz w:val="20"/>
-              </w:rPr>
-            </w:r>
-          </w:p>
-        </w:tc>
-        <w:tc>
-          <w:tcPr>
-            <w:tcW w:type="dxa" w:w="1080"/>
-          </w:tcPr>
-          <w:p>
-            <w:r>
-              <w:rPr>
-                <w:sz w:val="20"/>
+                <w:sz w:val="22"/>
               </w:rPr>
             </w:r>
           </w:p>
@@ -252,12 +245,13 @@
       <w:tr>
         <w:tc>
           <w:tcPr>
-            <w:tcW w:type="dxa" w:w="1080"/>
+            <w:tcW w:type="dxa" w:w="567"/>
           </w:tcPr>
           <w:p>
+            <w:r/>
             <w:r>
               <w:rPr>
-                <w:sz w:val="20"/>
+                <w:sz w:val="22"/>
               </w:rPr>
               <w:t>2</w:t>
             </w:r>
@@ -265,87 +259,83 @@
         </w:tc>
         <w:tc>
           <w:tcPr>
-            <w:tcW w:type="dxa" w:w="1080"/>
+            <w:tcW w:type="dxa" w:w="2041"/>
           </w:tcPr>
           <w:p>
+            <w:r/>
             <w:r>
               <w:rPr>
-                <w:sz w:val="20"/>
+                <w:sz w:val="22"/>
               </w:rPr>
+              <w:t>Trần Như Đức</w:t>
             </w:r>
           </w:p>
         </w:tc>
         <w:tc>
           <w:tcPr>
-            <w:tcW w:type="dxa" w:w="1080"/>
+            <w:tcW w:type="dxa" w:w="1701"/>
           </w:tcPr>
           <w:p>
+            <w:r/>
             <w:r>
               <w:rPr>
-                <w:sz w:val="20"/>
+                <w:sz w:val="22"/>
               </w:rPr>
+              <w:t>....................</w:t>
             </w:r>
           </w:p>
         </w:tc>
         <w:tc>
           <w:tcPr>
-            <w:tcW w:type="dxa" w:w="1080"/>
+            <w:tcW w:type="dxa" w:w="4082"/>
           </w:tcPr>
           <w:p>
+            <w:r/>
             <w:r>
               <w:rPr>
-                <w:sz w:val="20"/>
+                <w:sz w:val="22"/>
               </w:rPr>
-              <w:t>Cài đặt phương án cơ sở, tiền xử lý, kiểm định chéo lồng nhau</w:t>
+              <w:t>Cài đặt code thuật toán: tiền xử lý, phương án cơ sở và cải tiến, kiểm định chéo, demo; viết báo cáo .docx</w:t>
             </w:r>
           </w:p>
         </w:tc>
         <w:tc>
           <w:tcPr>
-            <w:tcW w:type="dxa" w:w="1080"/>
+            <w:tcW w:type="dxa" w:w="3742"/>
           </w:tcPr>
           <w:p>
+            <w:r/>
             <w:r>
               <w:rPr>
-                <w:sz w:val="20"/>
+                <w:sz w:val="22"/>
               </w:rPr>
-              <w:t>run_experiments.py (phần cơ sở, CV)</w:t>
+              <w:t>run_experiments.py, robust_dedup.py, app.py; BaoCao_NhanDangMau.docx</w:t>
             </w:r>
           </w:p>
         </w:tc>
         <w:tc>
           <w:tcPr>
-            <w:tcW w:type="dxa" w:w="1080"/>
+            <w:tcW w:type="dxa" w:w="1247"/>
           </w:tcPr>
           <w:p>
+            <w:r/>
             <w:r>
               <w:rPr>
-                <w:sz w:val="20"/>
+                <w:sz w:val="22"/>
               </w:rPr>
-              <w:t>25%</w:t>
+              <w:t>50%</w:t>
             </w:r>
           </w:p>
         </w:tc>
         <w:tc>
           <w:tcPr>
-            <w:tcW w:type="dxa" w:w="1080"/>
+            <w:tcW w:type="dxa" w:w="1191"/>
           </w:tcPr>
           <w:p>
+            <w:r/>
             <w:r>
               <w:rPr>
-                <w:sz w:val="20"/>
-              </w:rPr>
-            </w:r>
-          </w:p>
-        </w:tc>
-        <w:tc>
-          <w:tcPr>
-            <w:tcW w:type="dxa" w:w="1080"/>
-          </w:tcPr>
-          <w:p>
-            <w:r>
-              <w:rPr>
-                <w:sz w:val="20"/>
+                <w:sz w:val="22"/>
               </w:rPr>
             </w:r>
           </w:p>
@@ -354,101 +344,77 @@
       <w:tr>
         <w:tc>
           <w:tcPr>
-            <w:tcW w:type="dxa" w:w="1080"/>
+            <w:tcW w:type="dxa" w:w="3742"/>
+            <w:gridSpan w:val="5"/>
           </w:tcPr>
           <w:p>
             <w:r>
-              <w:rPr>
-                <w:sz w:val="20"/>
-              </w:rPr>
-              <w:t>3</w:t>
+              <w:t>Tổng</w:t>
             </w:r>
           </w:p>
         </w:tc>
         <w:tc>
           <w:tcPr>
-            <w:tcW w:type="dxa" w:w="1080"/>
+            <w:tcW w:type="dxa" w:w="1247"/>
           </w:tcPr>
           <w:p>
             <w:r>
-              <w:rPr>
-                <w:sz w:val="20"/>
-              </w:rPr>
+              <w:t>100%</w:t>
             </w:r>
           </w:p>
         </w:tc>
         <w:tc>
           <w:tcPr>
-            <w:tcW w:type="dxa" w:w="1080"/>
+            <w:tcW w:type="dxa" w:w="1191"/>
+          </w:tcPr>
+          <w:p/>
+        </w:tc>
+      </w:tr>
+    </w:tbl>
+    <w:p/>
+    <w:p>
+      <w:r>
+        <w:t>Tiêu chí tự đánh giá: mức độ hoàn thành nhiệm vụ, chất lượng sản phẩm, đúng hạn, tham gia thảo luận và hỗ trợ thành viên còn lại.</w:t>
+      </w:r>
+    </w:p>
+    <w:p>
+      <w:r>
+        <w:t>Xác nhận của các thành viên:</w:t>
+      </w:r>
+    </w:p>
+    <w:tbl>
+      <w:tblPr>
+        <w:tblW w:type="auto" w:w="0"/>
+        <w:tblLook w:firstColumn="1" w:firstRow="1" w:lastColumn="0" w:lastRow="0" w:noHBand="0" w:noVBand="1" w:val="04A0"/>
+      </w:tblPr>
+      <w:tblGrid>
+        <w:gridCol w:w="7285"/>
+        <w:gridCol w:w="7285"/>
+      </w:tblGrid>
+      <w:tr>
+        <w:tc>
+          <w:tcPr>
+            <w:tcW w:type="dxa" w:w="7285"/>
           </w:tcPr>
           <w:p>
+            <w:pPr>
+              <w:jc w:val="center"/>
+            </w:pPr>
             <w:r>
-              <w:rPr>
-                <w:sz w:val="20"/>
-              </w:rPr>
+              <w:t>Nguyễn Quốc Cường</w:t>
             </w:r>
           </w:p>
         </w:tc>
         <w:tc>
           <w:tcPr>
-            <w:tcW w:type="dxa" w:w="1080"/>
+            <w:tcW w:type="dxa" w:w="7285"/>
           </w:tcPr>
           <w:p>
+            <w:pPr>
+              <w:jc w:val="center"/>
+            </w:pPr>
             <w:r>
-              <w:rPr>
-                <w:sz w:val="20"/>
-              </w:rPr>
-              <w:t>Mô hình cải tiến, kiểm định thống kê, phân tích lỗi, chọn ngưỡng</w:t>
-            </w:r>
-          </w:p>
-        </w:tc>
-        <w:tc>
-          <w:tcPr>
-            <w:tcW w:type="dxa" w:w="1080"/>
-          </w:tcPr>
-          <w:p>
-            <w:r>
-              <w:rPr>
-                <w:sz w:val="20"/>
-              </w:rPr>
-              <w:t>Mục 4–5 báo cáo; robust_dedup.py</w:t>
-            </w:r>
-          </w:p>
-        </w:tc>
-        <w:tc>
-          <w:tcPr>
-            <w:tcW w:type="dxa" w:w="1080"/>
-          </w:tcPr>
-          <w:p>
-            <w:r>
-              <w:rPr>
-                <w:sz w:val="20"/>
-              </w:rPr>
-              <w:t>25%</w:t>
-            </w:r>
-          </w:p>
-        </w:tc>
-        <w:tc>
-          <w:tcPr>
-            <w:tcW w:type="dxa" w:w="1080"/>
-          </w:tcPr>
-          <w:p>
-            <w:r>
-              <w:rPr>
-                <w:sz w:val="20"/>
-              </w:rPr>
-            </w:r>
-          </w:p>
-        </w:tc>
-        <w:tc>
-          <w:tcPr>
-            <w:tcW w:type="dxa" w:w="1080"/>
-          </w:tcPr>
-          <w:p>
-            <w:r>
-              <w:rPr>
-                <w:sz w:val="20"/>
-              </w:rPr>
+              <w:t>Trần Như Đức</w:t>
             </w:r>
           </w:p>
         </w:tc>
@@ -456,120 +422,39 @@
       <w:tr>
         <w:tc>
           <w:tcPr>
-            <w:tcW w:type="dxa" w:w="1080"/>
+            <w:tcW w:type="dxa" w:w="7285"/>
           </w:tcPr>
           <w:p>
+            <w:pPr>
+              <w:jc w:val="center"/>
+            </w:pPr>
             <w:r>
-              <w:rPr>
-                <w:sz w:val="20"/>
-              </w:rPr>
-              <w:t>4</w:t>
+              <w:br/>
+              <w:br/>
+              <w:t>(ký, ghi rõ họ tên)</w:t>
             </w:r>
           </w:p>
         </w:tc>
         <w:tc>
           <w:tcPr>
-            <w:tcW w:type="dxa" w:w="1080"/>
+            <w:tcW w:type="dxa" w:w="7285"/>
           </w:tcPr>
           <w:p>
+            <w:pPr>
+              <w:jc w:val="center"/>
+            </w:pPr>
             <w:r>
-              <w:rPr>
-                <w:sz w:val="20"/>
-              </w:rPr>
-            </w:r>
-          </w:p>
-        </w:tc>
-        <w:tc>
-          <w:tcPr>
-            <w:tcW w:type="dxa" w:w="1080"/>
-          </w:tcPr>
-          <w:p>
-            <w:r>
-              <w:rPr>
-                <w:sz w:val="20"/>
-              </w:rPr>
-            </w:r>
-          </w:p>
-        </w:tc>
-        <w:tc>
-          <w:tcPr>
-            <w:tcW w:type="dxa" w:w="1080"/>
-          </w:tcPr>
-          <w:p>
-            <w:r>
-              <w:rPr>
-                <w:sz w:val="20"/>
-              </w:rPr>
-              <w:t>Demo Streamlit, tổng hợp báo cáo, slide, thuyết trình</w:t>
-            </w:r>
-          </w:p>
-        </w:tc>
-        <w:tc>
-          <w:tcPr>
-            <w:tcW w:type="dxa" w:w="1080"/>
-          </w:tcPr>
-          <w:p>
-            <w:r>
-              <w:rPr>
-                <w:sz w:val="20"/>
-              </w:rPr>
-              <w:t>app.py; slide; Mục 6–9</w:t>
-            </w:r>
-          </w:p>
-        </w:tc>
-        <w:tc>
-          <w:tcPr>
-            <w:tcW w:type="dxa" w:w="1080"/>
-          </w:tcPr>
-          <w:p>
-            <w:r>
-              <w:rPr>
-                <w:sz w:val="20"/>
-              </w:rPr>
-              <w:t>25%</w:t>
-            </w:r>
-          </w:p>
-        </w:tc>
-        <w:tc>
-          <w:tcPr>
-            <w:tcW w:type="dxa" w:w="1080"/>
-          </w:tcPr>
-          <w:p>
-            <w:r>
-              <w:rPr>
-                <w:sz w:val="20"/>
-              </w:rPr>
-            </w:r>
-          </w:p>
-        </w:tc>
-        <w:tc>
-          <w:tcPr>
-            <w:tcW w:type="dxa" w:w="1080"/>
-          </w:tcPr>
-          <w:p>
-            <w:r>
-              <w:rPr>
-                <w:sz w:val="20"/>
-              </w:rPr>
+              <w:br/>
+              <w:br/>
+              <w:t>(ký, ghi rõ họ tên)</w:t>
             </w:r>
           </w:p>
         </w:tc>
       </w:tr>
     </w:tbl>
-    <w:p/>
-    <w:p>
-      <w:r>
-        <w:t>Tiêu chí tự đánh giá: mức độ hoàn thành nhiệm vụ, chất lượng sản phẩm, đúng hạn, tham gia thảo luận và hỗ trợ thành viên khác.</w:t>
-      </w:r>
-    </w:p>
-    <w:p>
-      <w:r>
-        <w:t>Xác nhận của các thành viên (ký, ghi rõ họ tên):</w:t>
-      </w:r>
-    </w:p>
     <w:sectPr>
-      <w:pgSz w:w="12240" w:h="15840"/>
-      <w:pgMar w:top="1440" w:right="1800" w:bottom="1440" w:left="1800" w:header="720" w:footer="720" w:gutter="0"/>
+      <w:pgSz w:w="16838" w:h="11906" w:orient="landscape"/>
+      <w:pgMar w:top="1440" w:right="1134" w:bottom="1440" w:left="1134" w:header="720" w:footer="720" w:gutter="0"/>
       <w:cols w:space="720"/>
       <w:docGrid w:linePitch="360"/>
     </w:sectPr>

--- a/bai-tap-cuoi-ky/PhanCong_TuDanhGia.docx
+++ b/bai-tap-cuoi-ky/PhanCong_TuDanhGia.docx
@@ -2,6 +2,17 @@
 <file path=word/document.xml><?xml version="1.0" encoding="utf-8"?>
 <w:document xmlns:wpc="http://schemas.microsoft.com/office/word/2010/wordprocessingCanvas" xmlns:mo="http://schemas.microsoft.com/office/mac/office/2008/main" xmlns:mc="http://schemas.openxmlformats.org/markup-compatibility/2006" xmlns:mv="urn:schemas-microsoft-com:mac:vml" xmlns:o="urn:schemas-microsoft-com:office:office" xmlns:r="http://schemas.openxmlformats.org/officeDocument/2006/relationships" xmlns:m="http://schemas.openxmlformats.org/officeDocument/2006/math" xmlns:v="urn:schemas-microsoft-com:vml" xmlns:wp14="http://schemas.microsoft.com/office/word/2010/wordprocessingDrawing" xmlns:wp="http://schemas.openxmlformats.org/drawingml/2006/wordprocessingDrawing" xmlns:w10="urn:schemas-microsoft-com:office:word" xmlns:w="http://schemas.openxmlformats.org/wordprocessingml/2006/main" xmlns:w14="http://schemas.microsoft.com/office/word/2010/wordml" xmlns:wpg="http://schemas.microsoft.com/office/word/2010/wordprocessingGroup" xmlns:wpi="http://schemas.microsoft.com/office/word/2010/wordprocessingInk" xmlns:wne="http://schemas.microsoft.com/office/word/2006/wordml" xmlns:wps="http://schemas.microsoft.com/office/word/2010/wordprocessingShape" mc:Ignorable="w14 wp14">
   <w:body>
+    <w:p>
+      <w:pPr>
+        <w:jc w:val="center"/>
+      </w:pPr>
+      <w:r>
+        <w:rPr>
+          <w:b/>
+        </w:rPr>
+        <w:t>HỌC VIỆN CÔNG NGHỆ BƯU CHÍNH VIỄN THÔNG</w:t>
+      </w:r>
+    </w:p>
     <w:p>
       <w:pPr>
         <w:pStyle w:val="Heading1"/>
@@ -19,6 +30,11 @@
     <w:p>
       <w:r>
         <w:t>Học phần: Nhận dạng mẫu – Bài tập nhóm cuối kỳ</w:t>
+      </w:r>
+    </w:p>
+    <w:p>
+      <w:r>
+        <w:t>Giảng viên hướng dẫn: Nguyễn Xuân Đức</w:t>
       </w:r>
     </w:p>
     <w:tbl>
@@ -281,7 +297,7 @@
               <w:rPr>
                 <w:sz w:val="22"/>
               </w:rPr>
-              <w:t>....................</w:t>
+              <w:t>B26CHKH027</w:t>
             </w:r>
           </w:p>
         </w:tc>
@@ -377,81 +393,6 @@
         <w:t>Tiêu chí tự đánh giá: mức độ hoàn thành nhiệm vụ, chất lượng sản phẩm, đúng hạn, tham gia thảo luận và hỗ trợ thành viên còn lại.</w:t>
       </w:r>
     </w:p>
-    <w:p>
-      <w:r>
-        <w:t>Xác nhận của các thành viên:</w:t>
-      </w:r>
-    </w:p>
-    <w:tbl>
-      <w:tblPr>
-        <w:tblW w:type="auto" w:w="0"/>
-        <w:tblLook w:firstColumn="1" w:firstRow="1" w:lastColumn="0" w:lastRow="0" w:noHBand="0" w:noVBand="1" w:val="04A0"/>
-      </w:tblPr>
-      <w:tblGrid>
-        <w:gridCol w:w="7285"/>
-        <w:gridCol w:w="7285"/>
-      </w:tblGrid>
-      <w:tr>
-        <w:tc>
-          <w:tcPr>
-            <w:tcW w:type="dxa" w:w="7285"/>
-          </w:tcPr>
-          <w:p>
-            <w:pPr>
-              <w:jc w:val="center"/>
-            </w:pPr>
-            <w:r>
-              <w:t>Nguyễn Quốc Cường</w:t>
-            </w:r>
-          </w:p>
-        </w:tc>
-        <w:tc>
-          <w:tcPr>
-            <w:tcW w:type="dxa" w:w="7285"/>
-          </w:tcPr>
-          <w:p>
-            <w:pPr>
-              <w:jc w:val="center"/>
-            </w:pPr>
-            <w:r>
-              <w:t>Trần Như Đức</w:t>
-            </w:r>
-          </w:p>
-        </w:tc>
-      </w:tr>
-      <w:tr>
-        <w:tc>
-          <w:tcPr>
-            <w:tcW w:type="dxa" w:w="7285"/>
-          </w:tcPr>
-          <w:p>
-            <w:pPr>
-              <w:jc w:val="center"/>
-            </w:pPr>
-            <w:r>
-              <w:br/>
-              <w:br/>
-              <w:t>(ký, ghi rõ họ tên)</w:t>
-            </w:r>
-          </w:p>
-        </w:tc>
-        <w:tc>
-          <w:tcPr>
-            <w:tcW w:type="dxa" w:w="7285"/>
-          </w:tcPr>
-          <w:p>
-            <w:pPr>
-              <w:jc w:val="center"/>
-            </w:pPr>
-            <w:r>
-              <w:br/>
-              <w:br/>
-              <w:t>(ký, ghi rõ họ tên)</w:t>
-            </w:r>
-          </w:p>
-        </w:tc>
-      </w:tr>
-    </w:tbl>
     <w:sectPr>
       <w:pgSz w:w="16838" w:h="11906" w:orient="landscape"/>
       <w:pgMar w:top="1440" w:right="1134" w:bottom="1440" w:left="1134" w:header="720" w:footer="720" w:gutter="0"/>
